--- a/HD-Nha-may-nhua-BG-09-10-2026-2586tr.docx
+++ b/HD-Nha-may-nhua-BG-09-10-2026-2586tr.docx
@@ -290,7 +290,7 @@
           <w:sz w:val="26"/>
           <w:szCs w:val="26"/>
         </w:rPr>
-        <w:t>BÊN GIAO THẦU (BÊN A): ...................................................................................</w:t>
+        <w:t>BÊN GIAO THẦU (BÊN A): CÔNG TY TNHH SẢN XUẤT THƯƠNG MẠI VÀ DỊCH VỤ SKD INVEST</w:t>
       </w:r>
     </w:p>
     <w:tbl>
@@ -379,7 +379,7 @@
                 <w:sz w:val="26"/>
                 <w:szCs w:val="26"/>
               </w:rPr>
-              <w:t>: ...................................................................................................</w:t>
+              <w:t>: Khu nhà xưởng Công ty TNHH Densta Việt Nam, KCN Tân Quang, xã Tân Quang, huyện Văn Lâm, tỉnh Hưng Yên, Việt Nam</w:t>
             </w:r>
           </w:p>
         </w:tc>
@@ -454,7 +454,7 @@
                 <w:sz w:val="26"/>
                 <w:szCs w:val="26"/>
               </w:rPr>
-              <w:t>: ...................................................................................................</w:t>
+              <w:t>: 0901176739</w:t>
             </w:r>
           </w:p>
         </w:tc>
@@ -529,7 +529,7 @@
                 <w:sz w:val="26"/>
                 <w:szCs w:val="26"/>
               </w:rPr>
-              <w:t>: ...................................................................................................</w:t>
+              <w:t>: 0912439083</w:t>
             </w:r>
           </w:p>
         </w:tc>
@@ -604,7 +604,7 @@
                 <w:sz w:val="26"/>
                 <w:szCs w:val="26"/>
               </w:rPr>
-              <w:t>: ...................................................................................................</w:t>
+              <w:t>: namduong72@gmail.com</w:t>
             </w:r>
           </w:p>
         </w:tc>
@@ -754,7 +754,7 @@
                 <w:sz w:val="26"/>
                 <w:szCs w:val="26"/>
               </w:rPr>
-              <w:t>: Ông/Bà ............................................ Chức vụ: .............................</w:t>
+              <w:t>: Ông NGÔ NAM DƯƠNG            Chức vụ: Giám đốc</w:t>
             </w:r>
           </w:p>
         </w:tc>
